--- a/eng/docx/36.content.docx
+++ b/eng/docx/36.content.docx
@@ -241,7 +241,327 @@
         <w:rPr>
           <w:lang w:val="en_US" w:bidi="en_US"/>
         </w:rPr>
-        <w:t>Title of the book; introduces Zephaniah (1:1) 1. Yahweh will punish Judah and Jerusalem (1:2–18) “For in the fire of his jealousy the whole earth will be consumed.” 2. Yahweh will punish the nations * Warning to Judah (2:1–3) * Yahweh will punish the Philistines (2:4–7) * Yahweh will punish Moab and Ammon (2:8–11) * Yahweh will punish Ethiopia (2:12) * Yahweh will punish Assyria (2:13–16) * Yahweh will punish Jerusalem (3:1–7) * General review (3:8) “For in the fire of my jealousy the whole earth will be consumed.” 3. Yahweh will restore Judah and Jerusalem (3:9–20)</w:t>
+        <w:t>Title of the book; introduces Zephaniah (1:1)</w:t>
+      </w:r>
+      <w:r>
+        <w:rPr>
+          <w:lang w:val="en_US" w:bidi="en_US"/>
+        </w:rPr>
+      </w:r>
+      <w:r>
+        <w:rPr>
+          <w:lang w:val="en_US" w:bidi="en_US"/>
+        </w:rPr>
+      </w:r>
+    </w:p>
+    <w:p>
+      <w:pPr>
+        <w:pStyle w:val="ListNumber"/>
+        <w:numPr>
+          <w:ilvl w:val="0"/>
+          <w:numId w:val="14"/>
+        </w:numPr>
+        <w:spacing w:line="240" w:lineRule="auto"/>
+        <w:ind w:left="720"/>
+      </w:pPr>
+      <w:r>
+        <w:rPr>
+          <w:lang w:val="en_US" w:bidi="en_US"/>
+        </w:rPr>
+      </w:r>
+      <w:r>
+        <w:rPr>
+          <w:lang w:val="en_US" w:bidi="en_US"/>
+        </w:rPr>
+        <w:t>Yahweh will punish Judah and Jerusalem (1:2–18)</w:t>
+      </w:r>
+      <w:r>
+        <w:rPr>
+          <w:lang w:val="en_US" w:bidi="en_US"/>
+        </w:rPr>
+      </w:r>
+      <w:r>
+        <w:rPr>
+          <w:lang w:val="en_US" w:bidi="en_US"/>
+        </w:rPr>
+      </w:r>
+    </w:p>
+    <w:p>
+      <w:pPr/>
+      <w:r>
+        <w:rPr>
+          <w:lang w:val="en_US" w:bidi="en_US"/>
+        </w:rPr>
+      </w:r>
+      <w:r>
+        <w:rPr>
+          <w:lang w:val="en_US" w:bidi="en_US"/>
+        </w:rPr>
+        <w:t>“For in the fire of his jealousy the whole earth will be consumed.”</w:t>
+      </w:r>
+      <w:r>
+        <w:rPr>
+          <w:lang w:val="en_US" w:bidi="en_US"/>
+        </w:rPr>
+      </w:r>
+      <w:r>
+        <w:rPr>
+          <w:lang w:val="en_US" w:bidi="en_US"/>
+        </w:rPr>
+      </w:r>
+    </w:p>
+    <w:p>
+      <w:pPr>
+        <w:pStyle w:val="ListNumber"/>
+        <w:numPr>
+          <w:ilvl w:val="0"/>
+          <w:numId w:val="15"/>
+        </w:numPr>
+        <w:spacing w:line="240" w:lineRule="auto"/>
+        <w:ind w:left="720"/>
+      </w:pPr>
+      <w:r>
+        <w:rPr>
+          <w:lang w:val="en_US" w:bidi="en_US"/>
+        </w:rPr>
+      </w:r>
+      <w:r>
+        <w:rPr>
+          <w:lang w:val="en_US" w:bidi="en_US"/>
+        </w:rPr>
+        <w:t>Yahweh will punish the nations</w:t>
+      </w:r>
+      <w:r>
+        <w:rPr>
+          <w:lang w:val="en_US" w:bidi="en_US"/>
+        </w:rPr>
+      </w:r>
+    </w:p>
+    <w:p>
+      <w:pPr>
+        <w:pStyle w:val="ListBullet"/>
+        <w:spacing w:line="240" w:lineRule="auto"/>
+        <w:ind w:left="1440"/>
+      </w:pPr>
+      <w:r>
+        <w:rPr>
+          <w:lang w:val="en_US" w:bidi="en_US"/>
+        </w:rPr>
+      </w:r>
+      <w:r>
+        <w:rPr>
+          <w:lang w:val="en_US" w:bidi="en_US"/>
+        </w:rPr>
+        <w:t>Warning to Judah (2:1–3)</w:t>
+      </w:r>
+      <w:r>
+        <w:rPr>
+          <w:lang w:val="en_US" w:bidi="en_US"/>
+        </w:rPr>
+      </w:r>
+    </w:p>
+    <w:p>
+      <w:pPr>
+        <w:pStyle w:val="ListBullet"/>
+        <w:spacing w:line="240" w:lineRule="auto"/>
+        <w:ind w:left="1440"/>
+      </w:pPr>
+      <w:r>
+        <w:rPr>
+          <w:lang w:val="en_US" w:bidi="en_US"/>
+        </w:rPr>
+      </w:r>
+      <w:r>
+        <w:rPr>
+          <w:lang w:val="en_US" w:bidi="en_US"/>
+        </w:rPr>
+        <w:t>Yahweh will punish the Philistines (2:4–7)</w:t>
+      </w:r>
+      <w:r>
+        <w:rPr>
+          <w:lang w:val="en_US" w:bidi="en_US"/>
+        </w:rPr>
+      </w:r>
+    </w:p>
+    <w:p>
+      <w:pPr>
+        <w:pStyle w:val="ListBullet"/>
+        <w:spacing w:line="240" w:lineRule="auto"/>
+        <w:ind w:left="1440"/>
+      </w:pPr>
+      <w:r>
+        <w:rPr>
+          <w:lang w:val="en_US" w:bidi="en_US"/>
+        </w:rPr>
+      </w:r>
+      <w:r>
+        <w:rPr>
+          <w:lang w:val="en_US" w:bidi="en_US"/>
+        </w:rPr>
+        <w:t>Yahweh will punish Moab and Ammon (2:8–11)</w:t>
+      </w:r>
+      <w:r>
+        <w:rPr>
+          <w:lang w:val="en_US" w:bidi="en_US"/>
+        </w:rPr>
+      </w:r>
+    </w:p>
+    <w:p>
+      <w:pPr>
+        <w:pStyle w:val="ListBullet"/>
+        <w:spacing w:line="240" w:lineRule="auto"/>
+        <w:ind w:left="1440"/>
+      </w:pPr>
+      <w:r>
+        <w:rPr>
+          <w:lang w:val="en_US" w:bidi="en_US"/>
+        </w:rPr>
+      </w:r>
+      <w:r>
+        <w:rPr>
+          <w:lang w:val="en_US" w:bidi="en_US"/>
+        </w:rPr>
+        <w:t>Yahweh will punish Ethiopia (2:12)</w:t>
+      </w:r>
+      <w:r>
+        <w:rPr>
+          <w:lang w:val="en_US" w:bidi="en_US"/>
+        </w:rPr>
+      </w:r>
+    </w:p>
+    <w:p>
+      <w:pPr>
+        <w:pStyle w:val="ListBullet"/>
+        <w:spacing w:line="240" w:lineRule="auto"/>
+        <w:ind w:left="1440"/>
+      </w:pPr>
+      <w:r>
+        <w:rPr>
+          <w:lang w:val="en_US" w:bidi="en_US"/>
+        </w:rPr>
+      </w:r>
+      <w:r>
+        <w:rPr>
+          <w:lang w:val="en_US" w:bidi="en_US"/>
+        </w:rPr>
+        <w:t>Yahweh will punish Assyria (2:13–16)</w:t>
+      </w:r>
+      <w:r>
+        <w:rPr>
+          <w:lang w:val="en_US" w:bidi="en_US"/>
+        </w:rPr>
+      </w:r>
+    </w:p>
+    <w:p>
+      <w:pPr>
+        <w:pStyle w:val="ListBullet"/>
+        <w:spacing w:line="240" w:lineRule="auto"/>
+        <w:ind w:left="1440"/>
+      </w:pPr>
+      <w:r>
+        <w:rPr>
+          <w:lang w:val="en_US" w:bidi="en_US"/>
+        </w:rPr>
+      </w:r>
+      <w:r>
+        <w:rPr>
+          <w:lang w:val="en_US" w:bidi="en_US"/>
+        </w:rPr>
+        <w:t>Yahweh will punish Jerusalem (3:1–7)</w:t>
+      </w:r>
+      <w:r>
+        <w:rPr>
+          <w:lang w:val="en_US" w:bidi="en_US"/>
+        </w:rPr>
+      </w:r>
+    </w:p>
+    <w:p>
+      <w:pPr>
+        <w:pStyle w:val="ListBullet"/>
+        <w:spacing w:line="240" w:lineRule="auto"/>
+        <w:ind w:left="1440"/>
+      </w:pPr>
+      <w:r>
+        <w:rPr>
+          <w:lang w:val="en_US" w:bidi="en_US"/>
+        </w:rPr>
+      </w:r>
+      <w:r>
+        <w:rPr>
+          <w:lang w:val="en_US" w:bidi="en_US"/>
+        </w:rPr>
+        <w:t>General review (3:8)</w:t>
+      </w:r>
+      <w:r>
+        <w:rPr>
+          <w:lang w:val="en_US" w:bidi="en_US"/>
+        </w:rPr>
+      </w:r>
+      <w:r>
+        <w:rPr>
+          <w:lang w:val="en_US" w:bidi="en_US"/>
+        </w:rPr>
+      </w:r>
+      <w:r>
+        <w:rPr>
+          <w:lang w:val="en_US" w:bidi="en_US"/>
+        </w:rPr>
+      </w:r>
+      <w:r>
+        <w:rPr>
+          <w:lang w:val="en_US" w:bidi="en_US"/>
+        </w:rPr>
+      </w:r>
+    </w:p>
+    <w:p>
+      <w:pPr/>
+      <w:r>
+        <w:rPr>
+          <w:lang w:val="en_US" w:bidi="en_US"/>
+        </w:rPr>
+      </w:r>
+      <w:r>
+        <w:rPr>
+          <w:lang w:val="en_US" w:bidi="en_US"/>
+        </w:rPr>
+        <w:t>“For in the fire of my jealousy the whole earth will be consumed.”</w:t>
+      </w:r>
+      <w:r>
+        <w:rPr>
+          <w:lang w:val="en_US" w:bidi="en_US"/>
+        </w:rPr>
+      </w:r>
+      <w:r>
+        <w:rPr>
+          <w:lang w:val="en_US" w:bidi="en_US"/>
+        </w:rPr>
+      </w:r>
+    </w:p>
+    <w:p>
+      <w:pPr>
+        <w:pStyle w:val="ListNumber"/>
+        <w:numPr>
+          <w:ilvl w:val="0"/>
+          <w:numId w:val="16"/>
+        </w:numPr>
+        <w:spacing w:line="240" w:lineRule="auto"/>
+        <w:ind w:left="720"/>
+      </w:pPr>
+      <w:r>
+        <w:rPr>
+          <w:lang w:val="en_US" w:bidi="en_US"/>
+        </w:rPr>
+      </w:r>
+      <w:r>
+        <w:rPr>
+          <w:lang w:val="en_US" w:bidi="en_US"/>
+        </w:rPr>
+        <w:t>Yahweh will restore Judah and Jerusalem (3:9–20)</w:t>
+      </w:r>
+      <w:r>
+        <w:rPr>
+          <w:lang w:val="en_US" w:bidi="en_US"/>
+        </w:rPr>
       </w:r>
       <w:r>
         <w:rPr>
@@ -35024,6 +35344,24 @@
   </w:num>
   <w:num w:numId="13" w16cid:durableId="592781308">
     <w:abstractNumId w:val="11"/>
+  </w:num>
+  <w:num w:numId="14">
+    <w:abstractNumId w:val="3"/>
+    <w:lvlOverride w:ilvl="0">
+      <w:startOverride w:val="1"/>
+    </w:lvlOverride>
+  </w:num>
+  <w:num w:numId="15">
+    <w:abstractNumId w:val="3"/>
+    <w:lvlOverride w:ilvl="0">
+      <w:startOverride w:val="1"/>
+    </w:lvlOverride>
+  </w:num>
+  <w:num w:numId="16">
+    <w:abstractNumId w:val="3"/>
+    <w:lvlOverride w:ilvl="0">
+      <w:startOverride w:val="1"/>
+    </w:lvlOverride>
   </w:num>
   <w:numIdMacAtCleanup w:val="10"/>
 </w:numbering>
